--- a/course-materials/helpdesk-tier1-2/study-packs/Module_6_Microsoft_365_Administration_MS_102.docx
+++ b/course-materials/helpdesk-tier1-2/study-packs/Module_6_Microsoft_365_Administration_MS_102.docx
@@ -5461,7 +5461,7 @@
     </w:p>
     <w:p>
       <w:r>
-        <w:t>CompTIA A+ is the foundation. If you are brand new, start here: hardware, operating systems, and the troubleshooting mindset every helpdesk role assumes. CompTIA Network+ is the natural second step — DNS, DHCP, subnets, and the network knowledge that turns "it's broken" into "it's a DNS issue."</w:t>
+        <w:t>CompTIA A+ is the foundation. If you are brand new, start here: hardware, operating systems, and the troubleshooting mindset every helpdesk role assumes. The current exam series is 220-1201 (Core 1) and 220-1202 (Core 2) — book those codes; the older 220-1101/1102 series retired in September 2025. CompTIA Network+ (current exam N10-009) is the natural second step — DNS, DHCP, subnets, and the network knowledge that turns "it's broken" into "it's a DNS issue."</w:t>
       </w:r>
     </w:p>
     <w:p>
@@ -5561,7 +5561,7 @@
     </w:p>
     <w:p>
       <w:r>
-        <w:t>Certs say you can pass an exam; a portfolio shows you can do the work. Build a home lab — a free Microsoft 365 developer tenant, a couple of test users, an Intune policy or two. Document each project: the problem, your steps, screenshots, the result. The labs and tickets from this course are portfolio pieces already — write them up. A simple repo or one-page site that says "here is what I built and how" beats a wall of buzzwords.</w:t>
+        <w:t>Certs say you can pass an exam; a portfolio shows you can do the work. Build a home lab — a Microsoft 365 trial tenant (or a 30-day Microsoft 365 Business Premium/Enterprise trial — the free developer sandbox is now restricted to eligible accounts), a couple of test users, an Intune policy or two. Document each project: the problem, your steps, screenshots, the result. The labs and tickets from this course are portfolio pieces already — write them up. A simple repo or one-page site that says "here is what I built and how" beats a wall of buzzwords.</w:t>
       </w:r>
     </w:p>
     <w:p>
